--- a/src/content/bios-diffs/Phelan-EJ 2016 (track-changes).docx
+++ b/src/content/bios-diffs/Phelan-EJ 2016 (track-changes).docx
@@ -14,7 +14,7 @@
           <w:lang w:val="en-GB"/>
         </w:rPr>
       </w:pPr>
-      <w:del w:id="1000" w:author="IO BIO parser" w:date="2026-05-18T08:57:46Z">
+      <w:del w:id="1000" w:author="IO BIO parser" w:date="2026-05-18T09:16:08Z">
         <w:r>
           <w:rPr>
             <w:rFonts w:ascii="Times New Roman" w:hAnsi="Times New Roman" w:cs="Times New Roman"/>
@@ -26,7 +26,7 @@
           <w:delText xml:space="preserve">PHELAN, Edward Joseph, British civil servant of Irish descent and fourth Director of the International Labour Office </w:delText>
         </w:r>
       </w:del>
-      <w:del w:id="1000" w:author="IO BIO parser" w:date="2026-05-18T08:57:46Z">
+      <w:del w:id="1000" w:author="IO BIO parser" w:date="2026-05-18T09:16:08Z">
         <w:r>
           <w:rPr>
             <w:rFonts w:ascii="Times New Roman" w:hAnsi="Times New Roman" w:cs="Times New Roman"/>
@@ -38,7 +38,7 @@
           <w:delText xml:space="preserve">of the International Labour Organization (ILO) </w:delText>
         </w:r>
       </w:del>
-      <w:del w:id="1000" w:author="IO BIO parser" w:date="2026-05-18T08:57:46Z">
+      <w:del w:id="1000" w:author="IO BIO parser" w:date="2026-05-18T09:16:08Z">
         <w:r>
           <w:rPr>
             <w:rFonts w:ascii="Times New Roman" w:hAnsi="Times New Roman" w:cs="Times New Roman"/>
@@ -50,7 +50,7 @@
           <w:delText xml:space="preserve">1941-1946 </w:delText>
         </w:r>
       </w:del>
-      <w:del w:id="1000" w:author="IO BIO parser" w:date="2026-05-18T08:57:46Z">
+      <w:del w:id="1000" w:author="IO BIO parser" w:date="2026-05-18T09:16:08Z">
         <w:r>
           <w:rPr>
             <w:rFonts w:ascii="Times New Roman" w:hAnsi="Times New Roman" w:cs="Times New Roman"/>
@@ -62,7 +62,7 @@
           <w:delText xml:space="preserve">(acting) </w:delText>
         </w:r>
       </w:del>
-      <w:del w:id="1000" w:author="IO BIO parser" w:date="2026-05-18T08:57:46Z">
+      <w:del w:id="1000" w:author="IO BIO parser" w:date="2026-05-18T09:16:08Z">
         <w:r>
           <w:rPr>
             <w:rFonts w:ascii="Times New Roman" w:hAnsi="Times New Roman" w:cs="Times New Roman"/>
@@ -74,7 +74,7 @@
           <w:delText xml:space="preserve">and Director-General 1941-1948</w:delText>
         </w:r>
       </w:del>
-      <w:del w:id="1000" w:author="IO BIO parser" w:date="2026-05-18T08:57:46Z">
+      <w:del w:id="1000" w:author="IO BIO parser" w:date="2026-05-18T09:16:08Z">
         <w:r>
           <w:rPr>
             <w:rFonts w:ascii="Times New Roman" w:hAnsi="Times New Roman" w:cs="Times New Roman"/>
@@ -86,7 +86,7 @@
           <w:delText xml:space="preserve"> (retroactive appointment in 1946)</w:delText>
         </w:r>
       </w:del>
-      <w:del w:id="1000" w:author="IO BIO parser" w:date="2026-05-18T08:57:46Z">
+      <w:del w:id="1000" w:author="IO BIO parser" w:date="2026-05-18T09:16:08Z">
         <w:r>
           <w:rPr>
             <w:rFonts w:ascii="Times New Roman" w:hAnsi="Times New Roman" w:cs="Times New Roman"/>
@@ -99,7 +99,7 @@
         </w:r>
       </w:del>
       <w:proofErr w:type="spellStart"/>
-      <w:del w:id="1000" w:author="IO BIO parser" w:date="2026-05-18T08:57:46Z">
+      <w:del w:id="1000" w:author="IO BIO parser" w:date="2026-05-18T09:16:08Z">
         <w:r>
           <w:rPr>
             <w:rFonts w:ascii="Times New Roman" w:hAnsi="Times New Roman" w:cs="Times New Roman"/>
@@ -112,7 +112,7 @@
         </w:r>
       </w:del>
       <w:proofErr w:type="spellEnd"/>
-      <w:del w:id="1000" w:author="IO BIO parser" w:date="2026-05-18T08:57:46Z">
+      <w:del w:id="1000" w:author="IO BIO parser" w:date="2026-05-18T09:16:08Z">
         <w:r>
           <w:rPr>
             <w:rFonts w:ascii="Times New Roman" w:hAnsi="Times New Roman" w:cs="Times New Roman"/>
@@ -125,7 +125,7 @@
         </w:r>
       </w:del>
       <w:proofErr w:type="spellStart"/>
-      <w:del w:id="1000" w:author="IO BIO parser" w:date="2026-05-18T08:57:46Z">
+      <w:del w:id="1000" w:author="IO BIO parser" w:date="2026-05-18T09:16:08Z">
         <w:r>
           <w:rPr>
             <w:rFonts w:ascii="Times New Roman" w:hAnsi="Times New Roman" w:cs="Times New Roman"/>
@@ -138,7 +138,7 @@
         </w:r>
       </w:del>
       <w:proofErr w:type="spellEnd"/>
-      <w:del w:id="1000" w:author="IO BIO parser" w:date="2026-05-18T08:57:46Z">
+      <w:del w:id="1000" w:author="IO BIO parser" w:date="2026-05-18T09:16:08Z">
         <w:r>
           <w:rPr>
             <w:rFonts w:ascii="Times New Roman" w:hAnsi="Times New Roman" w:cs="Times New Roman"/>
@@ -150,7 +150,7 @@
           <w:delText xml:space="preserve">. </w:delText>
         </w:r>
       </w:del>
-      <w:ins w:id="1001" w:author="IO BIO parser" w:date="2026-05-18T08:57:46Z">
+      <w:ins w:id="1001" w:author="IO BIO parser" w:date="2026-05-18T09:16:08Z">
         <w:r>
           <w:t xml:space="preserve">PHELAN, Edward Joseph, British civil servant of Irish descent and fourth Director of the International Labour Office of the International Labour Organization (ILO) 1941-1946 (acting) and Director-General of the International Labour Organization (ILO) 1941-1948 (retroactive appointment in 1946), was born 25 (officially 26) July 1888 in Summer Hill, Tramore, Ireland, and passed away 15 September 1967 in Genthod, Switzerland. He was the son of Thomas Phelan, master mariner, and Bridget Caroll. On 10 June 1940 he married Fernande Croutaz. </w:t>
         </w:r>
